--- a/1. Kamis, 19 Februari 2026.docx
+++ b/1. Kamis, 19 Februari 2026.docx
@@ -240,6 +240,13 @@
         </w:rPr>
         <w:t xml:space="preserve"> Basuki Rahmat</w:t>
       </w:r>
+      <w:r>
+        <w:rPr>
+          <w:sz w:val="44"/>
+          <w:szCs w:val="44"/>
+        </w:rPr>
+        <w:t xml:space="preserve"> (kurang plang masjid)</w:t>
+      </w:r>
     </w:p>
     <w:p>
       <w:pPr>
@@ -267,6 +274,21 @@
         </w:rPr>
         <w:t>. Ketua masjid, sekretaris, bendahara, ke depag Basuki Rahmat</w:t>
       </w:r>
+      <w:r>
+        <w:rPr>
+          <w:sz w:val="44"/>
+          <w:szCs w:val="44"/>
+        </w:rPr>
+        <w:t xml:space="preserve"> </w:t>
+      </w:r>
+      <w:r>
+        <w:rPr>
+          <w:rFonts w:ascii="Segoe UI Emoji" w:hAnsi="Segoe UI Emoji" w:cs="Segoe UI Emoji"/>
+          <w:sz w:val="44"/>
+          <w:szCs w:val="44"/>
+        </w:rPr>
+        <w:t>✔</w:t>
+      </w:r>
     </w:p>
     <w:p>
       <w:pPr>
@@ -300,6 +322,13 @@
           <w:szCs w:val="44"/>
         </w:rPr>
         <w:t>seragam</w:t>
+      </w:r>
+      <w:r>
+        <w:rPr>
+          <w:sz w:val="44"/>
+          <w:szCs w:val="44"/>
+        </w:rPr>
+        <w:t xml:space="preserve"> (belum)</w:t>
       </w:r>
     </w:p>
     <w:p>
@@ -334,6 +363,15 @@
         </w:rPr>
         <w:t xml:space="preserve"> (URGENT)</w:t>
       </w:r>
+      <w:r>
+        <w:rPr>
+          <w:b/>
+          <w:bCs/>
+          <w:sz w:val="44"/>
+          <w:szCs w:val="44"/>
+        </w:rPr>
+        <w:t xml:space="preserve"> (belum)</w:t>
+      </w:r>
     </w:p>
     <w:p>
       <w:pPr>
@@ -354,6 +392,13 @@
         </w:rPr>
         <w:t>Imam rawatib</w:t>
       </w:r>
+      <w:r>
+        <w:rPr>
+          <w:sz w:val="44"/>
+          <w:szCs w:val="44"/>
+        </w:rPr>
+        <w:t xml:space="preserve"> (akan dibahas di Yayasan)</w:t>
+      </w:r>
     </w:p>
     <w:p>
       <w:pPr>
@@ -372,6 +417,7 @@
           <w:sz w:val="44"/>
           <w:szCs w:val="44"/>
         </w:rPr>
+        <w:lastRenderedPageBreak/>
         <w:t>Pagar tangga</w:t>
       </w:r>
       <w:r>
@@ -381,6 +427,13 @@
         </w:rPr>
         <w:t xml:space="preserve"> yang di lantai 1</w:t>
       </w:r>
+      <w:r>
+        <w:rPr>
+          <w:sz w:val="44"/>
+          <w:szCs w:val="44"/>
+        </w:rPr>
+        <w:t xml:space="preserve"> (belum)</w:t>
+      </w:r>
     </w:p>
     <w:p>
       <w:pPr>
@@ -401,6 +454,20 @@
         </w:rPr>
         <w:t>Perlu beli kipas untuk jamaah wanita, 3 kipas</w:t>
       </w:r>
+      <w:r>
+        <w:rPr>
+          <w:sz w:val="44"/>
+          <w:szCs w:val="44"/>
+        </w:rPr>
+        <w:t xml:space="preserve"> </w:t>
+      </w:r>
+      <w:r>
+        <w:rPr>
+          <w:sz w:val="44"/>
+          <w:szCs w:val="44"/>
+        </w:rPr>
+        <w:t>(belum)</w:t>
+      </w:r>
     </w:p>
     <w:p>
       <w:pPr>
@@ -428,6 +495,13 @@
         </w:rPr>
         <w:t xml:space="preserve"> perlu 8 buah</w:t>
       </w:r>
+      <w:r>
+        <w:rPr>
+          <w:sz w:val="44"/>
+          <w:szCs w:val="44"/>
+        </w:rPr>
+        <w:t xml:space="preserve"> (program tahun depan)</w:t>
+      </w:r>
     </w:p>
     <w:p>
       <w:pPr>
@@ -448,6 +522,33 @@
         </w:rPr>
         <w:t>Kanopi setelah lebaran</w:t>
       </w:r>
+      <w:r>
+        <w:rPr>
+          <w:sz w:val="44"/>
+          <w:szCs w:val="44"/>
+        </w:rPr>
+        <w:t xml:space="preserve"> (on progress) </w:t>
+      </w:r>
+      <w:r>
+        <w:rPr>
+          <mc:AlternateContent>
+            <mc:Choice Requires="w16se"/>
+            <mc:Fallback>
+              <w:rFonts w:ascii="Segoe UI Emoji" w:eastAsia="Segoe UI Emoji" w:hAnsi="Segoe UI Emoji" w:cs="Segoe UI Emoji"/>
+            </mc:Fallback>
+          </mc:AlternateContent>
+          <w:sz w:val="44"/>
+          <w:szCs w:val="44"/>
+        </w:rPr>
+        <mc:AlternateContent>
+          <mc:Choice Requires="w16se">
+            <w16se:symEx w16se:font="Segoe UI Emoji" w16se:char="231B"/>
+          </mc:Choice>
+          <mc:Fallback>
+            <w:t>⌛</w:t>
+          </mc:Fallback>
+        </mc:AlternateContent>
+      </w:r>
     </w:p>
     <w:p>
       <w:pPr>
@@ -475,6 +576,13 @@
         </w:rPr>
         <w:t>bocor</w:t>
       </w:r>
+      <w:r>
+        <w:rPr>
+          <w:sz w:val="44"/>
+          <w:szCs w:val="44"/>
+        </w:rPr>
+        <w:t xml:space="preserve"> (belum)</w:t>
+      </w:r>
     </w:p>
     <w:p>
       <w:pPr>
@@ -494,6 +602,27 @@
           <w:szCs w:val="44"/>
         </w:rPr>
         <w:t>TOA yang menghadap ke Utara nggak bunyi</w:t>
+      </w:r>
+      <w:r>
+        <w:rPr>
+          <w:sz w:val="44"/>
+          <w:szCs w:val="44"/>
+        </w:rPr>
+        <w:t xml:space="preserve"> (belum</w:t>
+      </w:r>
+      <w:r>
+        <w:rPr>
+          <w:sz w:val="44"/>
+          <w:szCs w:val="44"/>
+        </w:rPr>
+        <w:t xml:space="preserve"> ada waktu</w:t>
+      </w:r>
+      <w:r>
+        <w:rPr>
+          <w:sz w:val="44"/>
+          <w:szCs w:val="44"/>
+        </w:rPr>
+        <w:t>)</w:t>
       </w:r>
     </w:p>
     <w:p>
@@ -773,6 +902,7 @@
           <w:sz w:val="44"/>
           <w:szCs w:val="44"/>
         </w:rPr>
+        <w:lastRenderedPageBreak/>
         <w:t>Karena lantai 2 bukan masjid, apakah ketika itikaf di lantai 2 itu batal</w:t>
       </w:r>
       <w:r>
@@ -793,6 +923,8 @@
     <w:p>
       <w:pPr>
         <w:rPr>
+          <w:b/>
+          <w:bCs/>
           <w:sz w:val="44"/>
           <w:szCs w:val="44"/>
         </w:rPr>
@@ -825,6 +957,22 @@
         </w:rPr>
         <w:t>udang, buang</w:t>
       </w:r>
+      <w:r>
+        <w:rPr>
+          <w:sz w:val="44"/>
+          <w:szCs w:val="44"/>
+        </w:rPr>
+        <w:t xml:space="preserve"> </w:t>
+      </w:r>
+      <w:r>
+        <w:rPr>
+          <w:b/>
+          <w:bCs/>
+          <w:sz w:val="44"/>
+          <w:szCs w:val="44"/>
+        </w:rPr>
+        <w:t>(kerja bakti)</w:t>
+      </w:r>
     </w:p>
     <w:p>
       <w:pPr>
@@ -855,6 +1003,21 @@
         </w:rPr>
         <w:t>Bantal</w:t>
       </w:r>
+      <w:r>
+        <w:rPr>
+          <w:sz w:val="44"/>
+          <w:szCs w:val="44"/>
+        </w:rPr>
+        <w:t xml:space="preserve"> </w:t>
+      </w:r>
+      <w:r>
+        <w:rPr>
+          <w:rFonts w:ascii="Segoe UI Emoji" w:hAnsi="Segoe UI Emoji" w:cs="Segoe UI Emoji"/>
+          <w:sz w:val="44"/>
+          <w:szCs w:val="44"/>
+        </w:rPr>
+        <w:t>✔</w:t>
+      </w:r>
     </w:p>
     <w:p>
       <w:pPr>
@@ -975,6 +1138,89 @@
         </w:rPr>
         <w:t>Adzan dan iqomah harus diseragamkan nadanya</w:t>
       </w:r>
+      <w:r>
+        <w:rPr>
+          <w:sz w:val="44"/>
+          <w:szCs w:val="44"/>
+        </w:rPr>
+        <w:t xml:space="preserve"> (audisi adzan</w:t>
+      </w:r>
+      <w:r>
+        <w:rPr>
+          <w:sz w:val="44"/>
+          <w:szCs w:val="44"/>
+        </w:rPr>
+        <w:t xml:space="preserve"> tiap tahun</w:t>
+      </w:r>
+      <w:r>
+        <w:rPr>
+          <w:sz w:val="44"/>
+          <w:szCs w:val="44"/>
+        </w:rPr>
+        <w:t xml:space="preserve">, minimal </w:t>
+      </w:r>
+      <w:r>
+        <w:rPr>
+          <w:sz w:val="44"/>
+          <w:szCs w:val="44"/>
+        </w:rPr>
+        <w:t>3 orang</w:t>
+      </w:r>
+      <w:r>
+        <w:rPr>
+          <w:sz w:val="44"/>
+          <w:szCs w:val="44"/>
+        </w:rPr>
+        <w:t>)</w:t>
+      </w:r>
+    </w:p>
+    <w:p>
+      <w:pPr>
+        <w:pStyle w:val="ListParagraph"/>
+        <w:numPr>
+          <w:ilvl w:val="0"/>
+          <w:numId w:val="3"/>
+        </w:numPr>
+        <w:rPr>
+          <w:sz w:val="44"/>
+          <w:szCs w:val="44"/>
+        </w:rPr>
+      </w:pPr>
+      <w:r>
+        <w:rPr>
+          <w:sz w:val="44"/>
+          <w:szCs w:val="44"/>
+        </w:rPr>
+        <w:t>Sekolah diskon 5%</w:t>
+      </w:r>
+      <w:r>
+        <w:rPr>
+          <w:sz w:val="44"/>
+          <w:szCs w:val="44"/>
+        </w:rPr>
+        <w:t xml:space="preserve"> bagi yang terpilih</w:t>
+      </w:r>
+    </w:p>
+    <w:p>
+      <w:pPr>
+        <w:pStyle w:val="ListParagraph"/>
+        <w:numPr>
+          <w:ilvl w:val="0"/>
+          <w:numId w:val="3"/>
+        </w:numPr>
+        <w:rPr>
+          <w:sz w:val="44"/>
+          <w:szCs w:val="44"/>
+        </w:rPr>
+      </w:pPr>
+      <w:r>
+        <w:rPr>
+          <w:sz w:val="44"/>
+          <w:szCs w:val="44"/>
+        </w:rPr>
+        <w:lastRenderedPageBreak/>
+        <w:t>Standardisasi penilaian. Contoh: Standard Jiharkah</w:t>
+      </w:r>
     </w:p>
     <w:p>
       <w:pPr>
@@ -1175,7 +1421,7 @@
           <w:sz w:val="44"/>
           <w:szCs w:val="44"/>
         </w:rPr>
-        <w:t xml:space="preserve"> @ 3</w:t>
+        <w:t xml:space="preserve">. Perlu </w:t>
       </w:r>
       <w:r>
         <w:rPr>
@@ -1184,33 +1430,73 @@
         </w:rPr>
         <w:t>6</w:t>
       </w:r>
-      <w:r>
-        <w:rPr>
-          <w:sz w:val="44"/>
-          <w:szCs w:val="44"/>
-        </w:rPr>
-        <w:t>0 ribu</w:t>
-      </w:r>
-      <w:r>
-        <w:rPr>
-          <w:sz w:val="44"/>
-          <w:szCs w:val="44"/>
-        </w:rPr>
-        <w:t xml:space="preserve"> outdoor</w:t>
-      </w:r>
-      <w:r>
-        <w:rPr>
-          <w:sz w:val="44"/>
-          <w:szCs w:val="44"/>
-        </w:rPr>
-        <w:t xml:space="preserve">. Perlu </w:t>
-      </w:r>
-      <w:r>
-        <w:rPr>
-          <w:sz w:val="44"/>
-          <w:szCs w:val="44"/>
-        </w:rPr>
-        <w:t>6</w:t>
+    </w:p>
+    <w:p>
+      <w:pPr>
+        <w:pStyle w:val="ListParagraph"/>
+        <w:numPr>
+          <w:ilvl w:val="0"/>
+          <w:numId w:val="4"/>
+        </w:numPr>
+        <w:rPr>
+          <w:sz w:val="44"/>
+          <w:szCs w:val="44"/>
+        </w:rPr>
+      </w:pPr>
+      <w:r>
+        <w:rPr>
+          <w:sz w:val="44"/>
+          <w:szCs w:val="44"/>
+        </w:rPr>
+        <w:t xml:space="preserve">Outdoor </w:t>
+      </w:r>
+      <w:r>
+        <w:rPr>
+          <w:sz w:val="44"/>
+          <w:szCs w:val="44"/>
+        </w:rPr>
+        <w:t>45</w:t>
+      </w:r>
+      <w:r>
+        <w:rPr>
+          <w:sz w:val="44"/>
+          <w:szCs w:val="44"/>
+        </w:rPr>
+        <w:t xml:space="preserve">0 x </w:t>
+      </w:r>
+      <w:r>
+        <w:rPr>
+          <w:sz w:val="44"/>
+          <w:szCs w:val="44"/>
+        </w:rPr>
+        <w:t>3</w:t>
+      </w:r>
+    </w:p>
+    <w:p>
+      <w:pPr>
+        <w:pStyle w:val="ListParagraph"/>
+        <w:numPr>
+          <w:ilvl w:val="0"/>
+          <w:numId w:val="4"/>
+        </w:numPr>
+        <w:rPr>
+          <w:sz w:val="44"/>
+          <w:szCs w:val="44"/>
+        </w:rPr>
+      </w:pPr>
+      <w:r>
+        <w:rPr>
+          <w:sz w:val="44"/>
+          <w:szCs w:val="44"/>
+        </w:rPr>
+        <w:t>Indoor 400 x</w:t>
+      </w:r>
+      <w:r>
+        <w:rPr>
+          <w:sz w:val="44"/>
+          <w:szCs w:val="44"/>
+        </w:rPr>
+        <w:t xml:space="preserve"> 3</w:t>
       </w:r>
     </w:p>
     <w:p>
@@ -1255,6 +1541,7 @@
           <w:sz w:val="44"/>
           <w:szCs w:val="44"/>
         </w:rPr>
+        <w:lastRenderedPageBreak/>
         <w:t xml:space="preserve">Media perlu beli </w:t>
       </w:r>
       <w:r>
@@ -1279,30 +1566,37 @@
         </w:rPr>
         <w:t>Bawah tangga perlu dirapikan</w:t>
       </w:r>
-    </w:p>
-    <w:p>
-      <w:pPr>
-        <w:rPr>
-          <w:sz w:val="44"/>
-          <w:szCs w:val="44"/>
-        </w:rPr>
-      </w:pPr>
-      <w:r>
-        <w:rPr>
-          <w:sz w:val="44"/>
-          <w:szCs w:val="44"/>
-        </w:rPr>
-        <w:t>Zen : Pendataan warga radius masjid</w:t>
-      </w:r>
-      <w:r>
-        <w:rPr>
-          <w:sz w:val="44"/>
-          <w:szCs w:val="44"/>
-        </w:rPr>
-        <w:t>. Kaganangan</w:t>
+      <w:r>
+        <w:rPr>
+          <w:sz w:val="44"/>
+          <w:szCs w:val="44"/>
+        </w:rPr>
+        <w:t>. Diratakan, dicat hitam</w:t>
       </w:r>
       <w:bookmarkStart w:id="0" w:name="_GoBack"/>
       <w:bookmarkEnd w:id="0"/>
+    </w:p>
+    <w:p>
+      <w:pPr>
+        <w:rPr>
+          <w:sz w:val="44"/>
+          <w:szCs w:val="44"/>
+        </w:rPr>
+      </w:pPr>
+      <w:r>
+        <w:rPr>
+          <w:sz w:val="44"/>
+          <w:szCs w:val="44"/>
+        </w:rPr>
+        <w:t>Zen : Pendataan warga radius masjid</w:t>
+      </w:r>
+      <w:r>
+        <w:rPr>
+          <w:sz w:val="44"/>
+          <w:szCs w:val="44"/>
+        </w:rPr>
+        <w:t>. Kaganangan</w:t>
+      </w:r>
     </w:p>
     <w:p>
       <w:pPr>
@@ -1361,6 +1655,184 @@
 <file path=word/numbering.xml><?xml version="1.0" encoding="utf-8"?>
 <w:numbering xmlns:wpc="http://schemas.microsoft.com/office/word/2010/wordprocessingCanvas" xmlns:cx="http://schemas.microsoft.com/office/drawing/2014/chartex" xmlns:cx1="http://schemas.microsoft.com/office/drawing/2015/9/8/chartex" xmlns:cx2="http://schemas.microsoft.com/office/drawing/2015/10/21/chartex" xmlns:cx3="http://schemas.microsoft.com/office/drawing/2016/5/9/chartex" xmlns:cx4="http://schemas.microsoft.com/office/drawing/2016/5/10/chartex" xmlns:cx5="http://schemas.microsoft.com/office/drawing/2016/5/11/chartex" xmlns:cx6="http://schemas.microsoft.com/office/drawing/2016/5/12/chartex" xmlns:cx7="http://schemas.microsoft.com/office/drawing/2016/5/13/chartex" xmlns:cx8="http://schemas.microsoft.com/office/drawing/2016/5/14/chartex" xmlns:mc="http://schemas.openxmlformats.org/markup-compatibility/2006" xmlns:aink="http://schemas.microsoft.com/office/drawing/2016/ink" xmlns:am3d="http://schemas.microsoft.com/office/drawing/2017/model3d" xmlns:o="urn:schemas-microsoft-com:office:office" xmlns:r="http://schemas.openxmlformats.org/officeDocument/2006/relationships" xmlns:m="http://schemas.openxmlformats.org/officeDocument/2006/math" xmlns:v="urn:schemas-microsoft-com:vml" xmlns:wp14="http://schemas.microsoft.com/office/word/2010/wordprocessingDrawing" xmlns:wp="http://schemas.openxmlformats.org/drawingml/2006/wordprocessingDrawing" xmlns:w10="urn:schemas-microsoft-com:office:word" xmlns:w="http://schemas.openxmlformats.org/wordprocessingml/2006/main" xmlns:w14="http://schemas.microsoft.com/office/word/2010/wordml" xmlns:w15="http://schemas.microsoft.com/office/word/2012/wordml" xmlns:w16cex="http://schemas.microsoft.com/office/word/2018/wordml/cex" xmlns:w16cid="http://schemas.microsoft.com/office/word/2016/wordml/cid" xmlns:w16="http://schemas.microsoft.com/office/word/2018/wordml" xmlns:w16se="http://schemas.microsoft.com/office/word/2015/wordml/symex" xmlns:wpg="http://schemas.microsoft.com/office/word/2010/wordprocessingGroup" xmlns:wpi="http://schemas.microsoft.com/office/word/2010/wordprocessingInk" xmlns:wne="http://schemas.microsoft.com/office/word/2006/wordml" xmlns:wps="http://schemas.microsoft.com/office/word/2010/wordprocessingShape" mc:Ignorable="w14 w15 w16se w16cid w16 w16cex wp14">
   <w:abstractNum w:abstractNumId="0" w15:restartNumberingAfterBreak="0">
+    <w:nsid w:val="07410843"/>
+    <w:multiLevelType w:val="hybridMultilevel"/>
+    <w:tmpl w:val="6746473E"/>
+    <w:lvl w:ilvl="0" w:tplc="04090019">
+      <w:start w:val="1"/>
+      <w:numFmt w:val="lowerLetter"/>
+      <w:lvlText w:val="%1."/>
+      <w:lvlJc w:val="left"/>
+      <w:pPr>
+        <w:ind w:left="720" w:hanging="360"/>
+      </w:pPr>
+      <w:rPr>
+        <w:rFonts w:hint="default"/>
+      </w:rPr>
+    </w:lvl>
+    <w:lvl w:ilvl="1" w:tplc="04090019" w:tentative="1">
+      <w:start w:val="1"/>
+      <w:numFmt w:val="lowerLetter"/>
+      <w:lvlText w:val="%2."/>
+      <w:lvlJc w:val="left"/>
+      <w:pPr>
+        <w:ind w:left="1440" w:hanging="360"/>
+      </w:pPr>
+    </w:lvl>
+    <w:lvl w:ilvl="2" w:tplc="0409001B" w:tentative="1">
+      <w:start w:val="1"/>
+      <w:numFmt w:val="lowerRoman"/>
+      <w:lvlText w:val="%3."/>
+      <w:lvlJc w:val="right"/>
+      <w:pPr>
+        <w:ind w:left="2160" w:hanging="180"/>
+      </w:pPr>
+    </w:lvl>
+    <w:lvl w:ilvl="3" w:tplc="0409000F" w:tentative="1">
+      <w:start w:val="1"/>
+      <w:numFmt w:val="decimal"/>
+      <w:lvlText w:val="%4."/>
+      <w:lvlJc w:val="left"/>
+      <w:pPr>
+        <w:ind w:left="2880" w:hanging="360"/>
+      </w:pPr>
+    </w:lvl>
+    <w:lvl w:ilvl="4" w:tplc="04090019" w:tentative="1">
+      <w:start w:val="1"/>
+      <w:numFmt w:val="lowerLetter"/>
+      <w:lvlText w:val="%5."/>
+      <w:lvlJc w:val="left"/>
+      <w:pPr>
+        <w:ind w:left="3600" w:hanging="360"/>
+      </w:pPr>
+    </w:lvl>
+    <w:lvl w:ilvl="5" w:tplc="0409001B" w:tentative="1">
+      <w:start w:val="1"/>
+      <w:numFmt w:val="lowerRoman"/>
+      <w:lvlText w:val="%6."/>
+      <w:lvlJc w:val="right"/>
+      <w:pPr>
+        <w:ind w:left="4320" w:hanging="180"/>
+      </w:pPr>
+    </w:lvl>
+    <w:lvl w:ilvl="6" w:tplc="0409000F" w:tentative="1">
+      <w:start w:val="1"/>
+      <w:numFmt w:val="decimal"/>
+      <w:lvlText w:val="%7."/>
+      <w:lvlJc w:val="left"/>
+      <w:pPr>
+        <w:ind w:left="5040" w:hanging="360"/>
+      </w:pPr>
+    </w:lvl>
+    <w:lvl w:ilvl="7" w:tplc="04090019" w:tentative="1">
+      <w:start w:val="1"/>
+      <w:numFmt w:val="lowerLetter"/>
+      <w:lvlText w:val="%8."/>
+      <w:lvlJc w:val="left"/>
+      <w:pPr>
+        <w:ind w:left="5760" w:hanging="360"/>
+      </w:pPr>
+    </w:lvl>
+    <w:lvl w:ilvl="8" w:tplc="0409001B" w:tentative="1">
+      <w:start w:val="1"/>
+      <w:numFmt w:val="lowerRoman"/>
+      <w:lvlText w:val="%9."/>
+      <w:lvlJc w:val="right"/>
+      <w:pPr>
+        <w:ind w:left="6480" w:hanging="180"/>
+      </w:pPr>
+    </w:lvl>
+  </w:abstractNum>
+  <w:abstractNum w:abstractNumId="1" w15:restartNumberingAfterBreak="0">
+    <w:nsid w:val="0A796C90"/>
+    <w:multiLevelType w:val="hybridMultilevel"/>
+    <w:tmpl w:val="6A803462"/>
+    <w:lvl w:ilvl="0" w:tplc="04090019">
+      <w:start w:val="1"/>
+      <w:numFmt w:val="lowerLetter"/>
+      <w:lvlText w:val="%1."/>
+      <w:lvlJc w:val="left"/>
+      <w:pPr>
+        <w:ind w:left="720" w:hanging="360"/>
+      </w:pPr>
+      <w:rPr>
+        <w:rFonts w:hint="default"/>
+      </w:rPr>
+    </w:lvl>
+    <w:lvl w:ilvl="1" w:tplc="04090019" w:tentative="1">
+      <w:start w:val="1"/>
+      <w:numFmt w:val="lowerLetter"/>
+      <w:lvlText w:val="%2."/>
+      <w:lvlJc w:val="left"/>
+      <w:pPr>
+        <w:ind w:left="1440" w:hanging="360"/>
+      </w:pPr>
+    </w:lvl>
+    <w:lvl w:ilvl="2" w:tplc="0409001B" w:tentative="1">
+      <w:start w:val="1"/>
+      <w:numFmt w:val="lowerRoman"/>
+      <w:lvlText w:val="%3."/>
+      <w:lvlJc w:val="right"/>
+      <w:pPr>
+        <w:ind w:left="2160" w:hanging="180"/>
+      </w:pPr>
+    </w:lvl>
+    <w:lvl w:ilvl="3" w:tplc="0409000F" w:tentative="1">
+      <w:start w:val="1"/>
+      <w:numFmt w:val="decimal"/>
+      <w:lvlText w:val="%4."/>
+      <w:lvlJc w:val="left"/>
+      <w:pPr>
+        <w:ind w:left="2880" w:hanging="360"/>
+      </w:pPr>
+    </w:lvl>
+    <w:lvl w:ilvl="4" w:tplc="04090019" w:tentative="1">
+      <w:start w:val="1"/>
+      <w:numFmt w:val="lowerLetter"/>
+      <w:lvlText w:val="%5."/>
+      <w:lvlJc w:val="left"/>
+      <w:pPr>
+        <w:ind w:left="3600" w:hanging="360"/>
+      </w:pPr>
+    </w:lvl>
+    <w:lvl w:ilvl="5" w:tplc="0409001B" w:tentative="1">
+      <w:start w:val="1"/>
+      <w:numFmt w:val="lowerRoman"/>
+      <w:lvlText w:val="%6."/>
+      <w:lvlJc w:val="right"/>
+      <w:pPr>
+        <w:ind w:left="4320" w:hanging="180"/>
+      </w:pPr>
+    </w:lvl>
+    <w:lvl w:ilvl="6" w:tplc="0409000F" w:tentative="1">
+      <w:start w:val="1"/>
+      <w:numFmt w:val="decimal"/>
+      <w:lvlText w:val="%7."/>
+      <w:lvlJc w:val="left"/>
+      <w:pPr>
+        <w:ind w:left="5040" w:hanging="360"/>
+      </w:pPr>
+    </w:lvl>
+    <w:lvl w:ilvl="7" w:tplc="04090019" w:tentative="1">
+      <w:start w:val="1"/>
+      <w:numFmt w:val="lowerLetter"/>
+      <w:lvlText w:val="%8."/>
+      <w:lvlJc w:val="left"/>
+      <w:pPr>
+        <w:ind w:left="5760" w:hanging="360"/>
+      </w:pPr>
+    </w:lvl>
+    <w:lvl w:ilvl="8" w:tplc="0409001B" w:tentative="1">
+      <w:start w:val="1"/>
+      <w:numFmt w:val="lowerRoman"/>
+      <w:lvlText w:val="%9."/>
+      <w:lvlJc w:val="right"/>
+      <w:pPr>
+        <w:ind w:left="6480" w:hanging="180"/>
+      </w:pPr>
+    </w:lvl>
+  </w:abstractNum>
+  <w:abstractNum w:abstractNumId="2" w15:restartNumberingAfterBreak="0">
     <w:nsid w:val="381E2670"/>
     <w:multiLevelType w:val="hybridMultilevel"/>
     <w:tmpl w:val="8550D912"/>
@@ -1449,7 +1921,7 @@
       </w:pPr>
     </w:lvl>
   </w:abstractNum>
-  <w:abstractNum w:abstractNumId="1" w15:restartNumberingAfterBreak="0">
+  <w:abstractNum w:abstractNumId="3" w15:restartNumberingAfterBreak="0">
     <w:nsid w:val="63F0385E"/>
     <w:multiLevelType w:val="hybridMultilevel"/>
     <w:tmpl w:val="8DEC2914"/>
@@ -1562,9 +2034,15 @@
     </w:lvl>
   </w:abstractNum>
   <w:num w:numId="1">
+    <w:abstractNumId w:val="3"/>
+  </w:num>
+  <w:num w:numId="2">
+    <w:abstractNumId w:val="2"/>
+  </w:num>
+  <w:num w:numId="3">
     <w:abstractNumId w:val="1"/>
   </w:num>
-  <w:num w:numId="2">
+  <w:num w:numId="4">
     <w:abstractNumId w:val="0"/>
   </w:num>
 </w:numbering>
